--- a/Kafedra/Заяц.docx
+++ b/Kafedra/Заяц.docx
@@ -116,33 +116,8 @@
           <w:rFonts w:ascii="Times New Roman" w:hAnsi="Times New Roman" w:cs="Times New Roman"/>
           <w:iCs/>
         </w:rPr>
-        <w:t xml:space="preserve"> </w:t>
-      </w:r>
-      <w:proofErr w:type="spellStart"/>
-      <w:r>
-        <w:rPr>
-          <w:rFonts w:ascii="Times New Roman" w:hAnsi="Times New Roman" w:cs="Times New Roman"/>
-          <w:iCs/>
-        </w:rPr>
-        <w:t>Дмитра</w:t>
-      </w:r>
-      <w:proofErr w:type="spellEnd"/>
-      <w:r>
-        <w:rPr>
-          <w:rFonts w:ascii="Times New Roman" w:hAnsi="Times New Roman" w:cs="Times New Roman"/>
-          <w:iCs/>
-        </w:rPr>
-        <w:t xml:space="preserve"> </w:t>
-      </w:r>
-      <w:proofErr w:type="spellStart"/>
-      <w:r>
-        <w:rPr>
-          <w:rFonts w:ascii="Times New Roman" w:hAnsi="Times New Roman" w:cs="Times New Roman"/>
-          <w:iCs/>
-        </w:rPr>
-        <w:t>Олександровича</w:t>
-      </w:r>
-      <w:proofErr w:type="spellEnd"/>
+        <w:t xml:space="preserve"> Дмитра Олександровича</w:t>
+      </w:r>
       <w:r>
         <w:rPr>
           <w:szCs w:val="28"/>
@@ -302,6 +277,67 @@
           <w:rFonts w:ascii="Times New Roman" w:eastAsia="Times New Roman" w:hAnsi="Times New Roman" w:cs="Times New Roman"/>
         </w:rPr>
       </w:pPr>
+      <w:r>
+        <w:rPr>
+          <w:rFonts w:ascii="Times New Roman" w:hAnsi="Times New Roman" w:cs="Times New Roman"/>
+          <w:noProof/>
+        </w:rPr>
+        <w:drawing>
+          <wp:anchor distT="0" distB="0" distL="114300" distR="114300" simplePos="0" relativeHeight="251658240" behindDoc="0" locked="0" layoutInCell="1" allowOverlap="1" wp14:anchorId="44EB76EE" wp14:editId="38C4443B">
+            <wp:simplePos x="0" y="0"/>
+            <wp:positionH relativeFrom="column">
+              <wp:posOffset>2033905</wp:posOffset>
+            </wp:positionH>
+            <wp:positionV relativeFrom="paragraph">
+              <wp:posOffset>704215</wp:posOffset>
+            </wp:positionV>
+            <wp:extent cx="908685" cy="619125"/>
+            <wp:effectExtent l="0" t="0" r="5715" b="0"/>
+            <wp:wrapNone/>
+            <wp:docPr id="948625805" name="Рисунок 1"/>
+            <wp:cNvGraphicFramePr>
+              <a:graphicFrameLocks xmlns:a="http://schemas.openxmlformats.org/drawingml/2006/main" noChangeAspect="1"/>
+            </wp:cNvGraphicFramePr>
+            <a:graphic xmlns:a="http://schemas.openxmlformats.org/drawingml/2006/main">
+              <a:graphicData uri="http://schemas.openxmlformats.org/drawingml/2006/picture">
+                <pic:pic xmlns:pic="http://schemas.openxmlformats.org/drawingml/2006/picture">
+                  <pic:nvPicPr>
+                    <pic:cNvPr id="948625805" name="Рисунок 948625805"/>
+                    <pic:cNvPicPr/>
+                  </pic:nvPicPr>
+                  <pic:blipFill>
+                    <a:blip r:embed="rId5" cstate="print">
+                      <a:extLst>
+                        <a:ext uri="{28A0092B-C50C-407E-A947-70E740481C1C}">
+                          <a14:useLocalDpi xmlns:a14="http://schemas.microsoft.com/office/drawing/2010/main" val="0"/>
+                        </a:ext>
+                      </a:extLst>
+                    </a:blip>
+                    <a:stretch>
+                      <a:fillRect/>
+                    </a:stretch>
+                  </pic:blipFill>
+                  <pic:spPr>
+                    <a:xfrm>
+                      <a:off x="0" y="0"/>
+                      <a:ext cx="908685" cy="619125"/>
+                    </a:xfrm>
+                    <a:prstGeom prst="rect">
+                      <a:avLst/>
+                    </a:prstGeom>
+                  </pic:spPr>
+                </pic:pic>
+              </a:graphicData>
+            </a:graphic>
+            <wp14:sizeRelH relativeFrom="page">
+              <wp14:pctWidth>0</wp14:pctWidth>
+            </wp14:sizeRelH>
+            <wp14:sizeRelV relativeFrom="page">
+              <wp14:pctHeight>0</wp14:pctHeight>
+            </wp14:sizeRelV>
+          </wp:anchor>
+        </w:drawing>
+      </w:r>
       <w:r>
         <w:rPr>
           <w:rFonts w:ascii="Times New Roman" w:eastAsia="Times New Roman" w:hAnsi="Times New Roman" w:cs="Times New Roman"/>
@@ -1955,14 +1991,14 @@
         <w:rPr>
           <w:rFonts w:ascii="Times New Roman" w:hAnsi="Times New Roman" w:cs="Times New Roman"/>
         </w:rPr>
-        <w:t>J-H. D</w:t>
-      </w:r>
-      <w:proofErr w:type="spellStart"/>
-      <w:r>
-        <w:rPr>
-          <w:rFonts w:ascii="Times New Roman" w:hAnsi="Times New Roman" w:cs="Times New Roman"/>
-        </w:rPr>
-        <w:t>u</w:t>
+        <w:t xml:space="preserve">J-H. </w:t>
+      </w:r>
+      <w:proofErr w:type="spellStart"/>
+      <w:r>
+        <w:rPr>
+          <w:rFonts w:ascii="Times New Roman" w:hAnsi="Times New Roman" w:cs="Times New Roman"/>
+        </w:rPr>
+        <w:t>Du</w:t>
       </w:r>
       <w:proofErr w:type="spellEnd"/>
       <w:r>
@@ -2147,10 +2183,10 @@
             <v:path o:extrusionok="f" gradientshapeok="t" o:connecttype="rect"/>
             <o:lock v:ext="edit" aspectratio="t"/>
           </v:shapetype>
-          <v:shape id="_x0000_i1026" type="#_x0000_t75" style="width:67.5pt;height:46.5pt" o:ole="" fillcolor="window">
-            <v:imagedata r:id="rId5" o:title=""/>
+          <v:shape id="_x0000_i1025" type="#_x0000_t75" style="width:67.5pt;height:46.5pt" o:ole="" fillcolor="window">
+            <v:imagedata r:id="rId6" o:title=""/>
           </v:shape>
-          <o:OLEObject Type="Embed" ProgID="Word.Picture.8" ShapeID="_x0000_i1026" DrawAspect="Content" ObjectID="_1851239516" r:id="rId6"/>
+          <o:OLEObject Type="Embed" ProgID="Word.Picture.8" ShapeID="_x0000_i1025" DrawAspect="Content" ObjectID="_1851410158" r:id="rId7"/>
         </w:object>
       </w:r>
       <w:r>
